--- a/recording/4_28第九次会议/第九次会议纪要.docx
+++ b/recording/4_28第九次会议/第九次会议纪要.docx
@@ -933,6 +933,69 @@
               </w:rPr>
               <w:t>原型设计评审、SRS文档分工、用户代表邀请进展同步</w:t>
             </w:r>
+          </w:p>
+        </w:tc>
+      </w:tr>
+      <w:tr>
+        <w:tc>
+          <w:tcPr>
+            <w:tcW w:w="1069" w:type="dxa"/>
+          </w:tcPr>
+          <w:p>
+            <w:pPr>
+              <w:jc w:val="center"/>
+              <w:rPr>
+                <w:rFonts w:asciiTheme="minorEastAsia" w:hAnsiTheme="minorEastAsia" w:cstheme="minorEastAsia" w:hint="eastAsia"/>
+                <w:b/>
+                <w:bCs/>
+                <w:szCs w:val="21"/>
+              </w:rPr>
+            </w:pPr>
+            <w:r>
+              <w:rPr>
+                <w:rFonts w:asciiTheme="minorEastAsia" w:hAnsiTheme="minorEastAsia" w:cstheme="minorEastAsia" w:hint="eastAsia"/>
+                <w:b/>
+                <w:bCs/>
+                <w:szCs w:val="21"/>
+              </w:rPr>
+              <w:t>上周总结</w:t>
+            </w:r>
+          </w:p>
+        </w:tc>
+        <w:tc>
+          <w:tcPr>
+            <w:tcW w:w="7227" w:type="dxa"/>
+            <w:gridSpan w:val="5"/>
+          </w:tcPr>
+          <w:p>
+            <w:pPr>
+              <w:jc w:val="center"/>
+              <w:rPr>
+                <w:rFonts w:asciiTheme="minorEastAsia" w:hAnsiTheme="minorEastAsia" w:cstheme="minorEastAsia" w:hint="eastAsia"/>
+                <w:b/>
+                <w:bCs/>
+                <w:szCs w:val="21"/>
+              </w:rPr>
+            </w:pPr>
+            <w:r>
+              <w:rPr>
+                <w:rFonts w:asciiTheme="minorEastAsia" w:hAnsiTheme="minorEastAsia" w:cstheme="minorEastAsia" w:hint="eastAsia"/>
+                <w:b/>
+                <w:bCs/>
+                <w:szCs w:val="21"/>
+              </w:rPr>
+              <w:t>上次任务持续推进中：用户邀请函已由曹志隆制作并以文字形式发给第十组（用户代表）；顶层用例图修改与 SRS 初稿撰写仍在进行；梅怡钿负责的个人作业（邀请函、用例图等）已启动。经讨论团队已收窄系统定位，明确先做可演示的简单原型而非大模型复现，原型设计方向基本明确，API 调用方等不合理设计待删除调整。</w:t>
+            </w:r>
+            <w:proofErr w:type="gramStart"/>
+            <w:r>
+              <w:rPr>
+                <w:rFonts w:asciiTheme="minorEastAsia" w:hAnsiTheme="minorEastAsia" w:cstheme="minorEastAsia" w:hint="eastAsia"/>
+                <w:b/>
+                <w:bCs/>
+                <w:szCs w:val="21"/>
+              </w:rPr>
+            </w:r>
+            <w:proofErr w:type="gramEnd"/>
           </w:p>
         </w:tc>
       </w:tr>
